--- a/planning/docs/15_BGNBD_GammaGamma_CLV_Engine.docx
+++ b/planning/docs/15_BGNBD_GammaGamma_CLV_Engine.docx
@@ -35,7 +35,7 @@
     <w:p/>
     <w:p>
       <w:r>
-        <w:t>Added 18 June 2026. The probabilistic engine that produces each customer's predicted CLV, used as a separate post-hoc layer (doc 12) and validated by temporal holdout (doc 08).</w:t>
+        <w:t>Added 18 June 2026 (CLV engine updated 21 June 2026 -&gt; PyMC-Marketing). The probabilistic engine that produces each customer's predicted CLV, used as a separate post-hoc layer (doc 12) and validated by temporal holdout (doc 08). Implemented with PyMC-Marketing (Bayesian); the library &amp; language decision is recorded in doc 18. Sections 1-7 below are library-agnostic (the BTYD model story); section 8+ is the PyMC-Marketing implementation.</w:t>
       </w:r>
     </w:p>
     <w:p>
@@ -653,7 +653,12 @@
         <w:rPr>
           <w:color w:val="1F4E79"/>
         </w:rPr>
-        <w:t>8. Practical pipeline (lifetimes)</w:t>
+        <w:t>8. Practical pipeline (PyMC-Marketing - Bayesian; library decision in doc 18)</w:t>
+      </w:r>
+    </w:p>
+    <w:p>
+      <w:r>
+        <w:t>Implemented with PyMC-Marketing (the maintained, Bayesian successor to lifetimes). Same RFM-summary inputs - the naming trap above STILL applies (frequency = invoices-1, recency = t_x, T, monetary).</w:t>
       </w:r>
     </w:p>
     <w:p>
@@ -661,7 +666,7 @@
         <w:pStyle w:val="ListNumber"/>
       </w:pPr>
       <w:r>
-        <w:t>summary_data_from_transaction_data() -&gt; per-customer frequency, recency, T, monetary_value.</w:t>
+        <w:t>Build the per-customer summary: customer_id, frequency, recency (t_x), T, monetary_value (pandas, or PyMC-Marketing's clv utilities).</w:t>
       </w:r>
     </w:p>
     <w:p>
@@ -669,7 +674,7 @@
         <w:pStyle w:val="ListNumber"/>
       </w:pPr>
       <w:r>
-        <w:t>BetaGeoFitter().fit(frequency, recency, T) -&gt; r, alpha, a, b.</w:t>
+        <w:t>BetaGeoModel(data=df).fit() -&gt; POSTERIOR over r, alpha, a, b. fit method: 'map' (fast point estimate, lifetimes-like) or 'mcmc'/NUTS (full posterior = uncertainty).</w:t>
       </w:r>
     </w:p>
     <w:p>
@@ -677,7 +682,7 @@
         <w:pStyle w:val="ListNumber"/>
       </w:pPr>
       <w:r>
-        <w:t>Check freq &lt;-&gt; monetary correlation ~0; filter to repeat buyers (frequency &gt; 0); GammaGammaFitter().fit(...).</w:t>
+        <w:t>Check freq &lt;-&gt; monetary correlation ~0; filter to repeat buyers (frequency &gt; 0); GammaGammaModel(data=df).fit().</w:t>
       </w:r>
     </w:p>
     <w:p>
@@ -685,7 +690,7 @@
         <w:pStyle w:val="ListNumber"/>
       </w:pPr>
       <w:r>
-        <w:t>conditional_probability_alive(); conditional_expected_number_of_purchases_up_to_time(t); customer_lifetime_value(...).</w:t>
+        <w:t>expected_probability_alive(); expected_num_purchases(future_t); expected_customer_lifetime_value(...) -&gt; predictions WITH credible intervals.</w:t>
       </w:r>
     </w:p>
     <w:p>
@@ -693,7 +698,58 @@
         <w:pStyle w:val="ListNumber"/>
       </w:pPr>
       <w:r>
-        <w:t>Validate via calibration_and_holdout_data() + calibration plots (doc 08), across the 3/6/9-month cutoffs.</w:t>
+        <w:t>Validate: temporal holdout (3/6/9-mo, doc 08) + Bayesian posterior predictive checks + convergence diagnostics via arviz (R-hat, ESS, divergences).</w:t>
+      </w:r>
+    </w:p>
+    <w:p>
+      <w:pPr>
+        <w:pStyle w:val="Heading1"/>
+      </w:pPr>
+      <w:r>
+        <w:rPr>
+          <w:color w:val="1F4E79"/>
+        </w:rPr>
+        <w:t>9. What the Bayesian approach adds (vs frequentist lifetimes)</w:t>
+      </w:r>
+    </w:p>
+    <w:p>
+      <w:pPr>
+        <w:pStyle w:val="ListBullet"/>
+      </w:pPr>
+      <w:r>
+        <w:t>Uncertainty per customer: a POSTERIOR for predicted CLV / P(alive), not a point estimate -&gt; credible intervals (e.g. 'GBP 312, 90% CI [210, 460]'). Decision-relevant under a finite budget.</w:t>
+      </w:r>
+    </w:p>
+    <w:p>
+      <w:pPr>
+        <w:pStyle w:val="ListBullet"/>
+      </w:pPr>
+      <w:r>
+        <w:t>Posterior predictive checks: simulate from the fitted model and compare the WHOLE distribution of predicted vs actual behaviour - a richer validation than a single calibration plot.</w:t>
+      </w:r>
+    </w:p>
+    <w:p>
+      <w:pPr>
+        <w:pStyle w:val="ListBullet"/>
+      </w:pPr>
+      <w:r>
+        <w:t>Convergence diagnostics (arviz): R-hat, effective sample size, divergences -&gt; SHOW the fit is trustworthy, not just assert it.</w:t>
+      </w:r>
+    </w:p>
+    <w:p>
+      <w:pPr>
+        <w:pStyle w:val="ListBullet"/>
+      </w:pPr>
+      <w:r>
+        <w:t>Priors &amp; extensibility: weakly-informative priors; can add covariates / hierarchy later (lifetimes could not).</w:t>
+      </w:r>
+    </w:p>
+    <w:p>
+      <w:pPr>
+        <w:pStyle w:val="ListBullet"/>
+      </w:pPr>
+      <w:r>
+        <w:t>Cross-validated against R CLVTools (frequentist) - Bayesian-vs-frequentist agreement is itself a reportable result (doc 18).</w:t>
       </w:r>
     </w:p>
     <w:sectPr>
